--- a/UI-Beschreibung RaceTimer.docx
+++ b/UI-Beschreibung RaceTimer.docx
@@ -9,6 +9,11 @@
     </w:p>
     <w:p>
       <w:r>
+        <w:t>Beim Start wird geprüft ob Rennen laufen, wenn ja wird die Rennübersicht geöffnet, sonst die Rennverwaltung.</w:t>
+      </w:r>
+    </w:p>
+    <w:p>
+      <w:r>
         <w:t>Benötigte UI-Komponenten:</w:t>
       </w:r>
     </w:p>
@@ -339,6 +344,7 @@
         </w:numPr>
       </w:pPr>
       <w:r>
+        <w:lastRenderedPageBreak/>
         <w:t>Auswahl von einem/mehreren/allen Rennteilnehmern -&gt; Button „Start vorbereiten“ -&gt; Seite die die ausgewählten Teilnehmer, den Namen des Rennens und einen großen Startknopf zeigt.</w:t>
       </w:r>
     </w:p>
@@ -351,7 +357,6 @@
         </w:numPr>
       </w:pPr>
       <w:r>
-        <w:lastRenderedPageBreak/>
         <w:t>Bei Drücken auf den Startknopf wird DateTime.UtcNow erfasst, Race.StartTimeUTC darauf gesetzt und für jeden der ausgewählten  Teilnehmer der erste RaceParticipantTimePoint für den Start damit erstellt.</w:t>
       </w:r>
     </w:p>
@@ -472,6 +477,18 @@
       </w:pPr>
       <w:r>
         <w:t>Wenn mehrere Rennen angezeigt werden dann wird an jeder Stelle wo ein Teilnehmer angezeigt wird auch der Namen des Rennens mitangezeigt, wenn nur ein Rennen ausgewählt ist entfällt diese Anzeige.</w:t>
+      </w:r>
+    </w:p>
+    <w:p>
+      <w:pPr>
+        <w:pStyle w:val="Listenabsatz"/>
+        <w:numPr>
+          <w:ilvl w:val="0"/>
+          <w:numId w:val="1"/>
+        </w:numPr>
+      </w:pPr>
+      <w:r>
+        <w:t>Bei den Rennteilnehmern wird immer Nummer + Anzeigename angezeigt</w:t>
       </w:r>
     </w:p>
     <w:p>
@@ -602,7 +619,329 @@
         </w:numPr>
       </w:pPr>
       <w:r>
+        <w:t>Beim Hovern über die einzelnen Punkte wäre es schön wenn der Zeitpunkt angezeigt werden würde, also Anzeigename des RaceTimePoints + erfasste Uhrzeit in lokaler Zeit.</w:t>
+      </w:r>
+    </w:p>
+    <w:p>
+      <w:pPr>
+        <w:pStyle w:val="Listenabsatz"/>
+        <w:numPr>
+          <w:ilvl w:val="1"/>
+          <w:numId w:val="1"/>
+        </w:numPr>
+      </w:pPr>
+      <w:r>
         <w:t>Die Teilnehmer sind nach ihrer Teilnehmernummer sortiert</w:t>
+      </w:r>
+      <w:r>
+        <w:t xml:space="preserve"> angezeigt</w:t>
+      </w:r>
+    </w:p>
+    <w:p>
+      <w:pPr>
+        <w:pStyle w:val="Listenabsatz"/>
+        <w:numPr>
+          <w:ilvl w:val="0"/>
+          <w:numId w:val="1"/>
+        </w:numPr>
+      </w:pPr>
+      <w:r>
+        <w:t>Wenn Rennteilnehmer schon fertig sind gibt es rechts eine Leiste mit deren Namen</w:t>
+      </w:r>
+    </w:p>
+    <w:p>
+      <w:r>
+        <w:lastRenderedPageBreak/>
+        <w:t>Zwischenstands</w:t>
+      </w:r>
+      <w:r>
+        <w:t>/Endstands</w:t>
+      </w:r>
+      <w:r>
+        <w:t>-Übersicht:</w:t>
+      </w:r>
+    </w:p>
+    <w:p>
+      <w:pPr>
+        <w:pStyle w:val="Listenabsatz"/>
+        <w:numPr>
+          <w:ilvl w:val="0"/>
+          <w:numId w:val="1"/>
+        </w:numPr>
+      </w:pPr>
+      <w:r>
+        <w:t xml:space="preserve">Gedacht für einen Fernseher oder zusätzlichen Client der nur den Rennzwischenstand anzeigt. </w:t>
+      </w:r>
+    </w:p>
+    <w:p>
+      <w:pPr>
+        <w:pStyle w:val="Listenabsatz"/>
+        <w:numPr>
+          <w:ilvl w:val="0"/>
+          <w:numId w:val="1"/>
+        </w:numPr>
+      </w:pPr>
+      <w:r>
+        <w:t xml:space="preserve">Sollte zusätzlich zu den normalen Updates </w:t>
+      </w:r>
+      <w:r>
+        <w:t>noch entsprechend der eingestellten Zwischenstands-Update-Intervalls komplett neu laden.</w:t>
+      </w:r>
+    </w:p>
+    <w:p>
+      <w:pPr>
+        <w:pStyle w:val="Listenabsatz"/>
+        <w:numPr>
+          <w:ilvl w:val="0"/>
+          <w:numId w:val="1"/>
+        </w:numPr>
+      </w:pPr>
+      <w:r>
+        <w:t>Zeigt die laufenden Rennen als einzelne Listen an.</w:t>
+      </w:r>
+    </w:p>
+    <w:p>
+      <w:pPr>
+        <w:pStyle w:val="Listenabsatz"/>
+        <w:numPr>
+          <w:ilvl w:val="1"/>
+          <w:numId w:val="1"/>
+        </w:numPr>
+      </w:pPr>
+      <w:r>
+        <w:t>Bei 2 Rennen werden 2 Rennen nebeinander angezeigt</w:t>
+      </w:r>
+    </w:p>
+    <w:p>
+      <w:pPr>
+        <w:pStyle w:val="Listenabsatz"/>
+        <w:numPr>
+          <w:ilvl w:val="1"/>
+          <w:numId w:val="1"/>
+        </w:numPr>
+      </w:pPr>
+      <w:r>
+        <w:t xml:space="preserve">Bei 3 oder 4 Rennen werden 2 Rennen neben- und 2 übereinander angezeigt </w:t>
+      </w:r>
+    </w:p>
+    <w:p>
+      <w:pPr>
+        <w:pStyle w:val="Listenabsatz"/>
+        <w:numPr>
+          <w:ilvl w:val="1"/>
+          <w:numId w:val="1"/>
+        </w:numPr>
+      </w:pPr>
+      <w:r>
+        <w:t>Bei mehr Rennen werden nur 4 Rennen angezeigt, immer die 4 die zuletzt aktualisiert wurden. Das aktuellste oben links, zweitaktuellste oben rechts etc.</w:t>
+      </w:r>
+    </w:p>
+    <w:p>
+      <w:pPr>
+        <w:pStyle w:val="Listenabsatz"/>
+        <w:numPr>
+          <w:ilvl w:val="0"/>
+          <w:numId w:val="1"/>
+        </w:numPr>
+      </w:pPr>
+      <w:r>
+        <w:t xml:space="preserve">Zeigt die laufenden und fertigen Teilnehmer so an wie die laufenden Teilnehmer in der Mitte der Rennübersicht angezeigt werden, allerdings sortiert nach ihren Zwischenzeiten. </w:t>
+      </w:r>
+    </w:p>
+    <w:p>
+      <w:pPr>
+        <w:pStyle w:val="Listenabsatz"/>
+        <w:numPr>
+          <w:ilvl w:val="1"/>
+          <w:numId w:val="1"/>
+        </w:numPr>
+      </w:pPr>
+      <w:r>
+        <w:t>Die Sortierung nach den Zwischenzeiten funktioniert folgendermaßen:</w:t>
+      </w:r>
+    </w:p>
+    <w:p>
+      <w:pPr>
+        <w:pStyle w:val="Listenabsatz"/>
+        <w:numPr>
+          <w:ilvl w:val="2"/>
+          <w:numId w:val="1"/>
+        </w:numPr>
+      </w:pPr>
+      <w:r>
+        <w:t>Die fertigen Teilnehmer werden zuerst in eine Liste sortiert nach ihrer Gesamtzeit, also Finish – Start</w:t>
+      </w:r>
+      <w:r>
+        <w:t xml:space="preserve"> + alle Strafzeiten</w:t>
+      </w:r>
+      <w:r>
+        <w:t>.</w:t>
+      </w:r>
+    </w:p>
+    <w:p>
+      <w:pPr>
+        <w:pStyle w:val="Listenabsatz"/>
+        <w:numPr>
+          <w:ilvl w:val="2"/>
+          <w:numId w:val="1"/>
+        </w:numPr>
+      </w:pPr>
+      <w:r>
+        <w:t>Dann werden die laufenden Teilnehmer hinzusortiert, die mit dem größten Rennfortschritt zuerst.</w:t>
+      </w:r>
+    </w:p>
+    <w:p>
+      <w:pPr>
+        <w:pStyle w:val="Listenabsatz"/>
+        <w:numPr>
+          <w:ilvl w:val="3"/>
+          <w:numId w:val="1"/>
+        </w:numPr>
+      </w:pPr>
+      <w:r>
+        <w:t>Dafür wird die Zeit berechnet von Start zum letzten erfassten RaceTimePoint. Diese wird verglichen mit den Zeiten die die Teilnehmer in der Liste für dieselbe Distanz benötigt haben</w:t>
+      </w:r>
+      <w:r>
+        <w:t>. Dann wird der Teilnehmer so einsortiert dass er vor dem vordersten Teilnehmer ist der länger gebraucht hat als er.</w:t>
+      </w:r>
+    </w:p>
+    <w:p>
+      <w:pPr>
+        <w:pStyle w:val="Listenabsatz"/>
+        <w:numPr>
+          <w:ilvl w:val="3"/>
+          <w:numId w:val="1"/>
+        </w:numPr>
+      </w:pPr>
+      <w:r>
+        <w:t>Bei</w:t>
+      </w:r>
+      <w:r>
+        <w:t>s</w:t>
+      </w:r>
+      <w:r>
+        <w:t>piel: Thomas ist fertig in 1 Stunde. Zum ersten TimePoint hat er 10 min. gebraucht. Martin ist fertig in 2 Stunden und hat zum ersten TimePoint 15 min. gebraucht. Also ist Thomas an 1 und Martin an 2. Richard läuft noch und hat erst den ersten TimePoint erreicht, hat dafür 7 min. gebraucht. Also steht er in der Liste auf 1! Miriam ist genausoweit wie Richard, hat dafür aber 12 Minuten gebraucht. Sie wird also hinter Richard und Thomas aber vor Martin einsortiert.</w:t>
+      </w:r>
+    </w:p>
+    <w:p>
+      <w:pPr>
+        <w:pStyle w:val="Listenabsatz"/>
+        <w:numPr>
+          <w:ilvl w:val="3"/>
+          <w:numId w:val="1"/>
+        </w:numPr>
+      </w:pPr>
+      <w:r>
+        <w:t>Auch hier müssen die Strafzeiten miteinberechnet werden.</w:t>
+      </w:r>
+    </w:p>
+    <w:p>
+      <w:r>
+        <w:t>Zeiterfassungs-Seite:</w:t>
+      </w:r>
+    </w:p>
+    <w:p>
+      <w:pPr>
+        <w:pStyle w:val="Listenabsatz"/>
+        <w:numPr>
+          <w:ilvl w:val="0"/>
+          <w:numId w:val="1"/>
+        </w:numPr>
+      </w:pPr>
+      <w:r>
+        <w:t>Zeigt alle laufenden Teilnehmer aller offenen Rennen.</w:t>
+      </w:r>
+    </w:p>
+    <w:p>
+      <w:pPr>
+        <w:pStyle w:val="Listenabsatz"/>
+        <w:numPr>
+          <w:ilvl w:val="1"/>
+          <w:numId w:val="1"/>
+        </w:numPr>
+      </w:pPr>
+      <w:r>
+        <w:t>Nur Nummer, Name und bei mehr als einem laufenden Rennen, Name des Rennens</w:t>
+      </w:r>
+    </w:p>
+    <w:p>
+      <w:pPr>
+        <w:pStyle w:val="Listenabsatz"/>
+        <w:numPr>
+          <w:ilvl w:val="0"/>
+          <w:numId w:val="1"/>
+        </w:numPr>
+      </w:pPr>
+      <w:r>
+        <w:t>Zeigt alle erfassten aber nicht zugeordneten TimePoints.</w:t>
+      </w:r>
+    </w:p>
+    <w:p>
+      <w:pPr>
+        <w:pStyle w:val="Listenabsatz"/>
+        <w:numPr>
+          <w:ilvl w:val="0"/>
+          <w:numId w:val="1"/>
+        </w:numPr>
+      </w:pPr>
+      <w:r>
+        <w:t xml:space="preserve">Durch Auswahl eines offenen TimePoints und eines Teilnehmers wird ein „zuordnen“-Button freigeschaltet. Dieser Button aktualisiert den offenen TimePoint dann so dass der TimePoint dem Teilnehmer, Rennen und nächsten offenen </w:t>
+      </w:r>
+      <w:r>
+        <w:t>RaceTimePoint des Teilnehmers zugeordnet wird.</w:t>
+      </w:r>
+    </w:p>
+    <w:p>
+      <w:pPr>
+        <w:pStyle w:val="Listenabsatz"/>
+        <w:numPr>
+          <w:ilvl w:val="0"/>
+          <w:numId w:val="1"/>
+        </w:numPr>
+      </w:pPr>
+      <w:r>
+        <w:t>Die offenen TimePoints können hier auch gelöscht werden, das muss aber vom Benutzer rückbestätigt werden.</w:t>
+      </w:r>
+    </w:p>
+    <w:p>
+      <w:r>
+        <w:t>Straftzeiterfassungs-Seite:</w:t>
+      </w:r>
+    </w:p>
+    <w:p>
+      <w:pPr>
+        <w:pStyle w:val="Listenabsatz"/>
+        <w:numPr>
+          <w:ilvl w:val="0"/>
+          <w:numId w:val="1"/>
+        </w:numPr>
+      </w:pPr>
+      <w:r>
+        <w:t>Zeigt RaceParticipantTimePoints aller laufenden Rennen bei denen der RaceTimePoint eine Strafzeit vorgibt.</w:t>
+      </w:r>
+    </w:p>
+    <w:p>
+      <w:pPr>
+        <w:pStyle w:val="Listenabsatz"/>
+        <w:numPr>
+          <w:ilvl w:val="0"/>
+          <w:numId w:val="1"/>
+        </w:numPr>
+      </w:pPr>
+      <w:r>
+        <w:t>In einer Liste werden die Punkte angezeigt bei denen noch keine Strafzeit erfasst wurde, eine weitere Liste zeigt alle an.</w:t>
+      </w:r>
+    </w:p>
+    <w:p>
+      <w:pPr>
+        <w:pStyle w:val="Listenabsatz"/>
+        <w:numPr>
+          <w:ilvl w:val="0"/>
+          <w:numId w:val="1"/>
+        </w:numPr>
+      </w:pPr>
+      <w:r>
+        <w:t>Hier muss die Strafzeit eingegeben werden können.</w:t>
       </w:r>
     </w:p>
     <w:sectPr>
@@ -656,7 +995,7 @@
         <w:rFonts w:ascii="Wingdings" w:hAnsi="Wingdings" w:hint="default"/>
       </w:rPr>
     </w:lvl>
-    <w:lvl w:ilvl="3" w:tplc="04070001" w:tentative="1">
+    <w:lvl w:ilvl="3" w:tplc="04070001">
       <w:start w:val="1"/>
       <w:numFmt w:val="bullet"/>
       <w:lvlText w:val=""/>
